--- a/az/scientists/CV/Word/Jannataliyev_Rasim_CV_AZ.docx
+++ b/az/scientists/CV/Word/Jannataliyev_Rasim_CV_AZ.docx
@@ -377,7 +377,7 @@
           <w:sz w:val="21"/>
           <w:szCs w:val="21"/>
         </w:rPr>
-        <w:t>Rasim Cənnətəliyev 2013-cü ilin iyunundan Ştutqartda EnBW AG-də ağıllı enerji sistemləri üzrə layihə meneceridir. Azərbaycan Texniki Universitetində PhD dərəcəsi alıb (2004–2007); CV-də titulu Dr.-Ing. kimi də göstərilib. Dissertasiya mövzusu absorbsion soyuducu maşınlar və istilik nasosları üçün istilikdaşıyıcıların istilik xassələri olub. Bundan əvvəl Rostok Universitetində və Azərbaycan Texniki Universitetində elmi işçi, Ştutqart Tətbiqi Elmlər Universitetində qonaq alim olub. CV-də dillər alman, Azərbaycan, türk və rus dilləri kimi verilib, səviyyə göstərilməyib.</w:t>
+        <w:t>Rasim Cənnətəliyev 2013-cü ilin iyunundan Ştutqartda EnBW AG-də ağıllı enerji sistemləri üzrə layihə meneceridir. Azərbaycan Texniki Universitetində PhD dərəcəsi alıb (2004–2007); titulu Dr.-Ing. kimi də göstərilib. Dissertasiya mövzusu absorbsion soyuducu maşınlar və istilik nasosları üçün istilikdaşıyıcıların istilik xassələri olub. Bundan əvvəl Rostok Universitetində və Azərbaycan Texniki Universitetində elmi işçi, Ştutqart Tətbiqi Elmlər Universitetində qonaq alim olub. dillər alman, Azərbaycan, türk və rus dilləri kimi verilib, səviyyə göstərilməyib.</w:t>
       </w:r>
     </w:p>
     <w:p>
